--- a/Module_1/Bailey_1_2.docx
+++ b/Module_1/Bailey_1_2.docx
@@ -21,7 +21,14 @@
           <w:b/>
           <w:bCs/>
         </w:rPr>
-        <w:t xml:space="preserve"> Module 1 Assignment 1.1</w:t>
+        <w:t xml:space="preserve"> Module 1 Assignment 1.</w:t>
+      </w:r>
+      <w:r>
+        <w:rPr>
+          <w:b/>
+          <w:bCs/>
+        </w:rPr>
+        <w:t>2</w:t>
       </w:r>
     </w:p>
     <w:p>
